--- a/revisao/Capitulo_5_Discussion_v5.docx
+++ b/revisao/Capitulo_5_Discussion_v5.docx
@@ -134,7 +134,7 @@
           <w:i/>
           <w:sz w:val="20"/>
         </w:rPr>
-        <w:t>Table 5.1. Works on quality in clinical investigations grouped by theme, with what each establishes, who holds the instrument and when it is used, and the response of the framework to each theme.</w:t>
+        <w:t>Table 5.1. Works on quality in clinical investigations grouped by theme, with what each establishes and the response of the framework to each theme.</w:t>
       </w:r>
     </w:p>
     <w:p>
